--- a/新建 DOCX 文档.docx
+++ b/新建 DOCX 文档.docx
@@ -2,6 +2,22 @@
 <file path=word/document.xml><?xml version="1.0" encoding="utf-8"?>
 <w:document xmlns:wpc="http://schemas.microsoft.com/office/word/2010/wordprocessingCanvas" xmlns:cx="http://schemas.microsoft.com/office/drawing/2014/chartex" xmlns:cx1="http://schemas.microsoft.com/office/drawing/2015/9/8/chartex" xmlns:cx2="http://schemas.microsoft.com/office/drawing/2015/10/21/chartex" xmlns:cx3="http://schemas.microsoft.com/office/drawing/2016/5/9/chartex" xmlns:cx4="http://schemas.microsoft.com/office/drawing/2016/5/10/chartex" xmlns:cx5="http://schemas.microsoft.com/office/drawing/2016/5/11/chartex" xmlns:cx6="http://schemas.microsoft.com/office/drawing/2016/5/12/chartex" xmlns:cx7="http://schemas.microsoft.com/office/drawing/2016/5/13/chartex" xmlns:cx8="http://schemas.microsoft.com/office/drawing/2016/5/14/chartex" xmlns:mc="http://schemas.openxmlformats.org/markup-compatibility/2006" xmlns:aink="http://schemas.microsoft.com/office/drawing/2016/ink" xmlns:am3d="http://schemas.microsoft.com/office/drawing/2017/model3d" xmlns:o="urn:schemas-microsoft-com:office:office" xmlns:oel="http://schemas.microsoft.com/office/2019/extlst" xmlns:r="http://schemas.openxmlformats.org/officeDocument/2006/relationships" xmlns:m="http://schemas.openxmlformats.org/officeDocument/2006/math" xmlns:v="urn:schemas-microsoft-com:vml" xmlns:wp14="http://schemas.microsoft.com/office/word/2010/wordprocessingDrawing" xmlns:wp="http://schemas.openxmlformats.org/drawingml/2006/wordprocessingDrawing" xmlns:w10="urn:schemas-microsoft-com:office:word" xmlns:w="http://schemas.openxmlformats.org/wordprocessingml/2006/main" xmlns:w14="http://schemas.microsoft.com/office/word/2010/wordml" xmlns:w15="http://schemas.microsoft.com/office/word/2012/wordml" xmlns:w16cex="http://schemas.microsoft.com/office/word/2018/wordml/cex" xmlns:w16cid="http://schemas.microsoft.com/office/word/2016/wordml/cid" xmlns:w16="http://schemas.microsoft.com/office/word/2018/wordml" xmlns:w16du="http://schemas.microsoft.com/office/word/2023/wordml/word16du" xmlns:w16sdtdh="http://schemas.microsoft.com/office/word/2020/wordml/sdtdatahash" xmlns:w16sdtfl="http://schemas.microsoft.com/office/word/2024/wordml/sdtformatlock" xmlns:w16se="http://schemas.microsoft.com/office/word/2015/wordml/symex" xmlns:wpg="http://schemas.microsoft.com/office/word/2010/wordprocessingGroup" xmlns:wpi="http://schemas.microsoft.com/office/word/2010/wordprocessingInk" xmlns:wne="http://schemas.microsoft.com/office/word/2006/wordml" xmlns:wps="http://schemas.microsoft.com/office/word/2010/wordprocessingShape" mc:Ignorable="w14 w15 w16se w16cid w16 w16cex w16sdtdh w16sdtfl w16du wp14">
   <w:body>
+    <w:p>
+      <w:pPr>
+        <w:pStyle w:val="1"/>
+        <w:rPr>
+          <w:rFonts w:hint="eastAsia"/>
+          <w:noProof/>
+        </w:rPr>
+      </w:pPr>
+      <w:r>
+        <w:rPr>
+          <w:rFonts w:hint="eastAsia"/>
+          <w:noProof/>
+        </w:rPr>
+        <w:t>HC-SR501</w:t>
+      </w:r>
+    </w:p>
     <w:p>
       <w:r>
         <w:rPr>
@@ -43,6 +59,31 @@
           </wp:inline>
         </w:drawing>
       </w:r>
+      <w:r>
+        <w:t>跳线：拨到 H 模式（可重复触发）。</w:t>
+      </w:r>
+    </w:p>
+    <w:p>
+      <w:r>
+        <w:t>延时旋钮：逆时针转到底（最短延时）。</w:t>
+      </w:r>
+    </w:p>
+    <w:p>
+      <w:r>
+        <w:t>灵敏度旋钮：顺时针缓慢调大，直到满足你的探测距离。</w:t>
+      </w:r>
+    </w:p>
+    <w:p>
+      <w:r>
+        <w:t>供电：接 5V（不要接 3.3V）。</w:t>
+      </w:r>
+    </w:p>
+    <w:p>
+      <w:pPr>
+        <w:rPr>
+          <w:rFonts w:hint="eastAsia"/>
+        </w:rPr>
+      </w:pPr>
     </w:p>
     <w:p>
       <w:pPr>
@@ -111,6 +152,7 @@
         <w:rPr>
           <w:noProof/>
         </w:rPr>
+        <w:lastRenderedPageBreak/>
         <w:drawing>
           <wp:inline distT="0" distB="0" distL="0" distR="0" wp14:anchorId="500E660C" wp14:editId="555CC972">
             <wp:extent cx="5274310" cy="2413000"/>
@@ -152,9 +194,6 @@
     <w:p>
       <w:pPr>
         <w:pStyle w:val="1"/>
-        <w:rPr>
-          <w:rFonts w:hint="eastAsia"/>
-        </w:rPr>
       </w:pPr>
       <w:r>
         <w:lastRenderedPageBreak/>
@@ -300,7 +339,7 @@
     <w:p>
       <w:r>
         <w:pict w14:anchorId="3CE1CF8D">
-          <v:rect id="_x0000_i1049" style="width:0;height:1.5pt" o:hralign="center" o:hrstd="t" o:hr="t" fillcolor="#a0a0a0" stroked="f"/>
+          <v:rect id="_x0000_i1025" style="width:0;height:1.5pt" o:hralign="center" o:hrstd="t" o:hr="t" fillcolor="#a0a0a0" stroked="f"/>
         </w:pict>
       </w:r>
     </w:p>
@@ -377,7 +416,7 @@
     <w:p>
       <w:r>
         <w:pict w14:anchorId="3DE4272B">
-          <v:rect id="_x0000_i1050" style="width:0;height:1.5pt" o:hralign="center" o:hrstd="t" o:hr="t" fillcolor="#a0a0a0" stroked="f"/>
+          <v:rect id="_x0000_i1026" style="width:0;height:1.5pt" o:hralign="center" o:hrstd="t" o:hr="t" fillcolor="#a0a0a0" stroked="f"/>
         </w:pict>
       </w:r>
     </w:p>
@@ -525,7 +564,7 @@
     <w:p>
       <w:r>
         <w:pict w14:anchorId="74BF7961">
-          <v:rect id="_x0000_i1051" style="width:0;height:1.5pt" o:hralign="center" o:hrstd="t" o:hr="t" fillcolor="#a0a0a0" stroked="f"/>
+          <v:rect id="_x0000_i1027" style="width:0;height:1.5pt" o:hralign="center" o:hrstd="t" o:hr="t" fillcolor="#a0a0a0" stroked="f"/>
         </w:pict>
       </w:r>
     </w:p>
@@ -1085,7 +1124,7 @@
     <w:p>
       <w:r>
         <w:pict w14:anchorId="70A0797E">
-          <v:rect id="_x0000_i1052" style="width:0;height:1.5pt" o:hralign="center" o:hrstd="t" o:hr="t" fillcolor="#a0a0a0" stroked="f"/>
+          <v:rect id="_x0000_i1028" style="width:0;height:1.5pt" o:hralign="center" o:hrstd="t" o:hr="t" fillcolor="#a0a0a0" stroked="f"/>
         </w:pict>
       </w:r>
     </w:p>
@@ -1252,13 +1291,7 @@
         <w:t>为云上能不能收到传感器的数据了！</w:t>
       </w:r>
     </w:p>
-    <w:p>
-      <w:pPr>
-        <w:rPr>
-          <w:rFonts w:hint="eastAsia"/>
-        </w:rPr>
-      </w:pPr>
-    </w:p>
+    <w:p/>
     <w:sectPr>
       <w:pgSz w:w="11906" w:h="16838"/>
       <w:pgMar w:top="1440" w:right="1800" w:bottom="1440" w:left="1800" w:header="851" w:footer="992" w:gutter="0"/>
@@ -1322,6 +1355,119 @@
 <file path=word/numbering.xml><?xml version="1.0" encoding="utf-8"?>
 <w:numbering xmlns:wpc="http://schemas.microsoft.com/office/word/2010/wordprocessingCanvas" xmlns:cx="http://schemas.microsoft.com/office/drawing/2014/chartex" xmlns:cx1="http://schemas.microsoft.com/office/drawing/2015/9/8/chartex" xmlns:cx2="http://schemas.microsoft.com/office/drawing/2015/10/21/chartex" xmlns:cx3="http://schemas.microsoft.com/office/drawing/2016/5/9/chartex" xmlns:cx4="http://schemas.microsoft.com/office/drawing/2016/5/10/chartex" xmlns:cx5="http://schemas.microsoft.com/office/drawing/2016/5/11/chartex" xmlns:cx6="http://schemas.microsoft.com/office/drawing/2016/5/12/chartex" xmlns:cx7="http://schemas.microsoft.com/office/drawing/2016/5/13/chartex" xmlns:cx8="http://schemas.microsoft.com/office/drawing/2016/5/14/chartex" xmlns:mc="http://schemas.openxmlformats.org/markup-compatibility/2006" xmlns:aink="http://schemas.microsoft.com/office/drawing/2016/ink" xmlns:am3d="http://schemas.microsoft.com/office/drawing/2017/model3d" xmlns:o="urn:schemas-microsoft-com:office:office" xmlns:oel="http://schemas.microsoft.com/office/2019/extlst" xmlns:r="http://schemas.openxmlformats.org/officeDocument/2006/relationships" xmlns:m="http://schemas.openxmlformats.org/officeDocument/2006/math" xmlns:v="urn:schemas-microsoft-com:vml" xmlns:wp14="http://schemas.microsoft.com/office/word/2010/wordprocessingDrawing" xmlns:wp="http://schemas.openxmlformats.org/drawingml/2006/wordprocessingDrawing" xmlns:w10="urn:schemas-microsoft-com:office:word" xmlns:w="http://schemas.openxmlformats.org/wordprocessingml/2006/main" xmlns:w14="http://schemas.microsoft.com/office/word/2010/wordml" xmlns:w15="http://schemas.microsoft.com/office/word/2012/wordml" xmlns:w16cex="http://schemas.microsoft.com/office/word/2018/wordml/cex" xmlns:w16cid="http://schemas.microsoft.com/office/word/2016/wordml/cid" xmlns:w16="http://schemas.microsoft.com/office/word/2018/wordml" xmlns:w16du="http://schemas.microsoft.com/office/word/2023/wordml/word16du" xmlns:w16sdtdh="http://schemas.microsoft.com/office/word/2020/wordml/sdtdatahash" xmlns:w16sdtfl="http://schemas.microsoft.com/office/word/2024/wordml/sdtformatlock" xmlns:w16se="http://schemas.microsoft.com/office/word/2015/wordml/symex" xmlns:wpg="http://schemas.microsoft.com/office/word/2010/wordprocessingGroup" xmlns:wpi="http://schemas.microsoft.com/office/word/2010/wordprocessingInk" xmlns:wne="http://schemas.microsoft.com/office/word/2006/wordml" xmlns:wps="http://schemas.microsoft.com/office/word/2010/wordprocessingShape" mc:Ignorable="w14 w15 w16se w16cid w16 w16cex w16sdtdh w16sdtfl w16du wp14">
   <w:abstractNum w:abstractNumId="0" w15:restartNumberingAfterBreak="0">
+    <w:nsid w:val="1F083AFB"/>
+    <w:multiLevelType w:val="multilevel"/>
+    <w:tmpl w:val="C760240A"/>
+    <w:lvl w:ilvl="0">
+      <w:start w:val="1"/>
+      <w:numFmt w:val="decimal"/>
+      <w:lvlText w:val="%1."/>
+      <w:lvlJc w:val="left"/>
+      <w:pPr>
+        <w:tabs>
+          <w:tab w:val="num" w:pos="720"/>
+        </w:tabs>
+        <w:ind w:left="720" w:hanging="360"/>
+      </w:pPr>
+    </w:lvl>
+    <w:lvl w:ilvl="1" w:tentative="1">
+      <w:start w:val="1"/>
+      <w:numFmt w:val="decimal"/>
+      <w:lvlText w:val="%2."/>
+      <w:lvlJc w:val="left"/>
+      <w:pPr>
+        <w:tabs>
+          <w:tab w:val="num" w:pos="1440"/>
+        </w:tabs>
+        <w:ind w:left="1440" w:hanging="360"/>
+      </w:pPr>
+    </w:lvl>
+    <w:lvl w:ilvl="2" w:tentative="1">
+      <w:start w:val="1"/>
+      <w:numFmt w:val="decimal"/>
+      <w:lvlText w:val="%3."/>
+      <w:lvlJc w:val="left"/>
+      <w:pPr>
+        <w:tabs>
+          <w:tab w:val="num" w:pos="2160"/>
+        </w:tabs>
+        <w:ind w:left="2160" w:hanging="360"/>
+      </w:pPr>
+    </w:lvl>
+    <w:lvl w:ilvl="3" w:tentative="1">
+      <w:start w:val="1"/>
+      <w:numFmt w:val="decimal"/>
+      <w:lvlText w:val="%4."/>
+      <w:lvlJc w:val="left"/>
+      <w:pPr>
+        <w:tabs>
+          <w:tab w:val="num" w:pos="2880"/>
+        </w:tabs>
+        <w:ind w:left="2880" w:hanging="360"/>
+      </w:pPr>
+    </w:lvl>
+    <w:lvl w:ilvl="4" w:tentative="1">
+      <w:start w:val="1"/>
+      <w:numFmt w:val="decimal"/>
+      <w:lvlText w:val="%5."/>
+      <w:lvlJc w:val="left"/>
+      <w:pPr>
+        <w:tabs>
+          <w:tab w:val="num" w:pos="3600"/>
+        </w:tabs>
+        <w:ind w:left="3600" w:hanging="360"/>
+      </w:pPr>
+    </w:lvl>
+    <w:lvl w:ilvl="5" w:tentative="1">
+      <w:start w:val="1"/>
+      <w:numFmt w:val="decimal"/>
+      <w:lvlText w:val="%6."/>
+      <w:lvlJc w:val="left"/>
+      <w:pPr>
+        <w:tabs>
+          <w:tab w:val="num" w:pos="4320"/>
+        </w:tabs>
+        <w:ind w:left="4320" w:hanging="360"/>
+      </w:pPr>
+    </w:lvl>
+    <w:lvl w:ilvl="6" w:tentative="1">
+      <w:start w:val="1"/>
+      <w:numFmt w:val="decimal"/>
+      <w:lvlText w:val="%7."/>
+      <w:lvlJc w:val="left"/>
+      <w:pPr>
+        <w:tabs>
+          <w:tab w:val="num" w:pos="5040"/>
+        </w:tabs>
+        <w:ind w:left="5040" w:hanging="360"/>
+      </w:pPr>
+    </w:lvl>
+    <w:lvl w:ilvl="7" w:tentative="1">
+      <w:start w:val="1"/>
+      <w:numFmt w:val="decimal"/>
+      <w:lvlText w:val="%8."/>
+      <w:lvlJc w:val="left"/>
+      <w:pPr>
+        <w:tabs>
+          <w:tab w:val="num" w:pos="5760"/>
+        </w:tabs>
+        <w:ind w:left="5760" w:hanging="360"/>
+      </w:pPr>
+    </w:lvl>
+    <w:lvl w:ilvl="8" w:tentative="1">
+      <w:start w:val="1"/>
+      <w:numFmt w:val="decimal"/>
+      <w:lvlText w:val="%9."/>
+      <w:lvlJc w:val="left"/>
+      <w:pPr>
+        <w:tabs>
+          <w:tab w:val="num" w:pos="6480"/>
+        </w:tabs>
+        <w:ind w:left="6480" w:hanging="360"/>
+      </w:pPr>
+    </w:lvl>
+  </w:abstractNum>
+  <w:abstractNum w:abstractNumId="1" w15:restartNumberingAfterBreak="0">
     <w:nsid w:val="533854BD"/>
     <w:multiLevelType w:val="multilevel"/>
     <w:tmpl w:val="50C89A60"/>
@@ -1470,7 +1616,7 @@
       </w:rPr>
     </w:lvl>
   </w:abstractNum>
-  <w:abstractNum w:abstractNumId="1" w15:restartNumberingAfterBreak="0">
+  <w:abstractNum w:abstractNumId="2" w15:restartNumberingAfterBreak="0">
     <w:nsid w:val="55EC17EF"/>
     <w:multiLevelType w:val="multilevel"/>
     <w:tmpl w:val="A422442C"/>
@@ -1587,11 +1733,246 @@
       </w:pPr>
     </w:lvl>
   </w:abstractNum>
+  <w:abstractNum w:abstractNumId="3" w15:restartNumberingAfterBreak="0">
+    <w:nsid w:val="5C765495"/>
+    <w:multiLevelType w:val="multilevel"/>
+    <w:tmpl w:val="4A4A4620"/>
+    <w:lvl w:ilvl="0">
+      <w:start w:val="1"/>
+      <w:numFmt w:val="decimal"/>
+      <w:lvlText w:val="%1."/>
+      <w:lvlJc w:val="left"/>
+      <w:pPr>
+        <w:tabs>
+          <w:tab w:val="num" w:pos="720"/>
+        </w:tabs>
+        <w:ind w:left="720" w:hanging="360"/>
+      </w:pPr>
+    </w:lvl>
+    <w:lvl w:ilvl="1" w:tentative="1">
+      <w:start w:val="1"/>
+      <w:numFmt w:val="decimal"/>
+      <w:lvlText w:val="%2."/>
+      <w:lvlJc w:val="left"/>
+      <w:pPr>
+        <w:tabs>
+          <w:tab w:val="num" w:pos="1440"/>
+        </w:tabs>
+        <w:ind w:left="1440" w:hanging="360"/>
+      </w:pPr>
+    </w:lvl>
+    <w:lvl w:ilvl="2" w:tentative="1">
+      <w:start w:val="1"/>
+      <w:numFmt w:val="decimal"/>
+      <w:lvlText w:val="%3."/>
+      <w:lvlJc w:val="left"/>
+      <w:pPr>
+        <w:tabs>
+          <w:tab w:val="num" w:pos="2160"/>
+        </w:tabs>
+        <w:ind w:left="2160" w:hanging="360"/>
+      </w:pPr>
+    </w:lvl>
+    <w:lvl w:ilvl="3" w:tentative="1">
+      <w:start w:val="1"/>
+      <w:numFmt w:val="decimal"/>
+      <w:lvlText w:val="%4."/>
+      <w:lvlJc w:val="left"/>
+      <w:pPr>
+        <w:tabs>
+          <w:tab w:val="num" w:pos="2880"/>
+        </w:tabs>
+        <w:ind w:left="2880" w:hanging="360"/>
+      </w:pPr>
+    </w:lvl>
+    <w:lvl w:ilvl="4" w:tentative="1">
+      <w:start w:val="1"/>
+      <w:numFmt w:val="decimal"/>
+      <w:lvlText w:val="%5."/>
+      <w:lvlJc w:val="left"/>
+      <w:pPr>
+        <w:tabs>
+          <w:tab w:val="num" w:pos="3600"/>
+        </w:tabs>
+        <w:ind w:left="3600" w:hanging="360"/>
+      </w:pPr>
+    </w:lvl>
+    <w:lvl w:ilvl="5" w:tentative="1">
+      <w:start w:val="1"/>
+      <w:numFmt w:val="decimal"/>
+      <w:lvlText w:val="%6."/>
+      <w:lvlJc w:val="left"/>
+      <w:pPr>
+        <w:tabs>
+          <w:tab w:val="num" w:pos="4320"/>
+        </w:tabs>
+        <w:ind w:left="4320" w:hanging="360"/>
+      </w:pPr>
+    </w:lvl>
+    <w:lvl w:ilvl="6" w:tentative="1">
+      <w:start w:val="1"/>
+      <w:numFmt w:val="decimal"/>
+      <w:lvlText w:val="%7."/>
+      <w:lvlJc w:val="left"/>
+      <w:pPr>
+        <w:tabs>
+          <w:tab w:val="num" w:pos="5040"/>
+        </w:tabs>
+        <w:ind w:left="5040" w:hanging="360"/>
+      </w:pPr>
+    </w:lvl>
+    <w:lvl w:ilvl="7" w:tentative="1">
+      <w:start w:val="1"/>
+      <w:numFmt w:val="decimal"/>
+      <w:lvlText w:val="%8."/>
+      <w:lvlJc w:val="left"/>
+      <w:pPr>
+        <w:tabs>
+          <w:tab w:val="num" w:pos="5760"/>
+        </w:tabs>
+        <w:ind w:left="5760" w:hanging="360"/>
+      </w:pPr>
+    </w:lvl>
+    <w:lvl w:ilvl="8" w:tentative="1">
+      <w:start w:val="1"/>
+      <w:numFmt w:val="decimal"/>
+      <w:lvlText w:val="%9."/>
+      <w:lvlJc w:val="left"/>
+      <w:pPr>
+        <w:tabs>
+          <w:tab w:val="num" w:pos="6480"/>
+        </w:tabs>
+        <w:ind w:left="6480" w:hanging="360"/>
+      </w:pPr>
+    </w:lvl>
+  </w:abstractNum>
+  <w:abstractNum w:abstractNumId="4" w15:restartNumberingAfterBreak="0">
+    <w:nsid w:val="7E1A01C5"/>
+    <w:multiLevelType w:val="multilevel"/>
+    <w:tmpl w:val="28FA4E54"/>
+    <w:lvl w:ilvl="0">
+      <w:start w:val="1"/>
+      <w:numFmt w:val="decimal"/>
+      <w:lvlText w:val="%1."/>
+      <w:lvlJc w:val="left"/>
+      <w:pPr>
+        <w:tabs>
+          <w:tab w:val="num" w:pos="720"/>
+        </w:tabs>
+        <w:ind w:left="720" w:hanging="360"/>
+      </w:pPr>
+    </w:lvl>
+    <w:lvl w:ilvl="1" w:tentative="1">
+      <w:start w:val="1"/>
+      <w:numFmt w:val="decimal"/>
+      <w:lvlText w:val="%2."/>
+      <w:lvlJc w:val="left"/>
+      <w:pPr>
+        <w:tabs>
+          <w:tab w:val="num" w:pos="1440"/>
+        </w:tabs>
+        <w:ind w:left="1440" w:hanging="360"/>
+      </w:pPr>
+    </w:lvl>
+    <w:lvl w:ilvl="2" w:tentative="1">
+      <w:start w:val="1"/>
+      <w:numFmt w:val="decimal"/>
+      <w:lvlText w:val="%3."/>
+      <w:lvlJc w:val="left"/>
+      <w:pPr>
+        <w:tabs>
+          <w:tab w:val="num" w:pos="2160"/>
+        </w:tabs>
+        <w:ind w:left="2160" w:hanging="360"/>
+      </w:pPr>
+    </w:lvl>
+    <w:lvl w:ilvl="3" w:tentative="1">
+      <w:start w:val="1"/>
+      <w:numFmt w:val="decimal"/>
+      <w:lvlText w:val="%4."/>
+      <w:lvlJc w:val="left"/>
+      <w:pPr>
+        <w:tabs>
+          <w:tab w:val="num" w:pos="2880"/>
+        </w:tabs>
+        <w:ind w:left="2880" w:hanging="360"/>
+      </w:pPr>
+    </w:lvl>
+    <w:lvl w:ilvl="4" w:tentative="1">
+      <w:start w:val="1"/>
+      <w:numFmt w:val="decimal"/>
+      <w:lvlText w:val="%5."/>
+      <w:lvlJc w:val="left"/>
+      <w:pPr>
+        <w:tabs>
+          <w:tab w:val="num" w:pos="3600"/>
+        </w:tabs>
+        <w:ind w:left="3600" w:hanging="360"/>
+      </w:pPr>
+    </w:lvl>
+    <w:lvl w:ilvl="5" w:tentative="1">
+      <w:start w:val="1"/>
+      <w:numFmt w:val="decimal"/>
+      <w:lvlText w:val="%6."/>
+      <w:lvlJc w:val="left"/>
+      <w:pPr>
+        <w:tabs>
+          <w:tab w:val="num" w:pos="4320"/>
+        </w:tabs>
+        <w:ind w:left="4320" w:hanging="360"/>
+      </w:pPr>
+    </w:lvl>
+    <w:lvl w:ilvl="6" w:tentative="1">
+      <w:start w:val="1"/>
+      <w:numFmt w:val="decimal"/>
+      <w:lvlText w:val="%7."/>
+      <w:lvlJc w:val="left"/>
+      <w:pPr>
+        <w:tabs>
+          <w:tab w:val="num" w:pos="5040"/>
+        </w:tabs>
+        <w:ind w:left="5040" w:hanging="360"/>
+      </w:pPr>
+    </w:lvl>
+    <w:lvl w:ilvl="7" w:tentative="1">
+      <w:start w:val="1"/>
+      <w:numFmt w:val="decimal"/>
+      <w:lvlText w:val="%8."/>
+      <w:lvlJc w:val="left"/>
+      <w:pPr>
+        <w:tabs>
+          <w:tab w:val="num" w:pos="5760"/>
+        </w:tabs>
+        <w:ind w:left="5760" w:hanging="360"/>
+      </w:pPr>
+    </w:lvl>
+    <w:lvl w:ilvl="8" w:tentative="1">
+      <w:start w:val="1"/>
+      <w:numFmt w:val="decimal"/>
+      <w:lvlText w:val="%9."/>
+      <w:lvlJc w:val="left"/>
+      <w:pPr>
+        <w:tabs>
+          <w:tab w:val="num" w:pos="6480"/>
+        </w:tabs>
+        <w:ind w:left="6480" w:hanging="360"/>
+      </w:pPr>
+    </w:lvl>
+  </w:abstractNum>
   <w:num w:numId="1" w16cid:durableId="1773548948">
+    <w:abstractNumId w:val="1"/>
+  </w:num>
+  <w:num w:numId="2" w16cid:durableId="1614434549">
+    <w:abstractNumId w:val="2"/>
+  </w:num>
+  <w:num w:numId="3" w16cid:durableId="1266188075">
+    <w:abstractNumId w:val="3"/>
+  </w:num>
+  <w:num w:numId="4" w16cid:durableId="1908609200">
     <w:abstractNumId w:val="0"/>
   </w:num>
-  <w:num w:numId="2" w16cid:durableId="1614434549">
-    <w:abstractNumId w:val="1"/>
+  <w:num w:numId="5" w16cid:durableId="830171070">
+    <w:abstractNumId w:val="4"/>
   </w:num>
 </w:numbering>
 </file>
@@ -2580,6 +2961,26 @@
       <w:szCs w:val="18"/>
     </w:rPr>
   </w:style>
+  <w:style w:type="paragraph" w:customStyle="1" w:styleId="ng-star-inserted">
+    <w:name w:val="ng-star-inserted"/>
+    <w:basedOn w:val="a"/>
+    <w:rsid w:val="00965916"/>
+    <w:pPr>
+      <w:widowControl/>
+      <w:spacing w:before="100" w:beforeAutospacing="1" w:after="100" w:afterAutospacing="1" w:line="240" w:lineRule="auto"/>
+    </w:pPr>
+    <w:rPr>
+      <w:rFonts w:ascii="宋体" w:eastAsia="宋体" w:hAnsi="宋体" w:cs="宋体"/>
+      <w:kern w:val="0"/>
+      <w:sz w:val="24"/>
+      <w14:ligatures w14:val="none"/>
+    </w:rPr>
+  </w:style>
+  <w:style w:type="character" w:customStyle="1" w:styleId="ng-star-inserted1">
+    <w:name w:val="ng-star-inserted1"/>
+    <w:basedOn w:val="a0"/>
+    <w:rsid w:val="00965916"/>
+  </w:style>
 </w:styles>
 </file>
 
